--- a/docs/downloads/frank-binford-hole/doc_0151.docx
+++ b/docs/downloads/frank-binford-hole/doc_0151.docx
@@ -1,6 +1,6 @@
 
 <file path=word/document.xml><?xml version="1.0" encoding="utf-8"?>
-<w:document xmlns:wpc="http://schemas.microsoft.com/office/word/2010/wordprocessingCanvas" xmlns:cx="http://schemas.microsoft.com/office/drawing/2014/chartex" xmlns:cx1="http://schemas.microsoft.com/office/drawing/2015/9/8/chartex" xmlns:cx2="http://schemas.microsoft.com/office/drawing/2015/10/21/chartex" xmlns:cx3="http://schemas.microsoft.com/office/drawing/2016/5/9/chartex" xmlns:cx4="http://schemas.microsoft.com/office/drawing/2016/5/10/chartex" xmlns:cx5="http://schemas.microsoft.com/office/drawing/2016/5/11/chartex" xmlns:cx6="http://schemas.microsoft.com/office/drawing/2016/5/12/chartex" xmlns:cx7="http://schemas.microsoft.com/office/drawing/2016/5/13/chartex" xmlns:cx8="http://schemas.microsoft.com/office/drawing/2016/5/14/chartex" xmlns:mc="http://schemas.openxmlformats.org/markup-compatibility/2006" xmlns:aink="http://schemas.microsoft.com/office/drawing/2016/ink" xmlns:am3d="http://schemas.microsoft.com/office/drawing/2017/model3d" xmlns:o="urn:schemas-microsoft-com:office:office" xmlns:oel="http://schemas.microsoft.com/office/2019/extlst" xmlns:r="http://schemas.openxmlformats.org/officeDocument/2006/relationships" xmlns:m="http://schemas.openxmlformats.org/officeDocument/2006/math" xmlns:v="urn:schemas-microsoft-com:vml" xmlns:wp14="http://schemas.microsoft.com/office/word/2010/wordprocessingDrawing" xmlns:wp="http://schemas.openxmlformats.org/drawingml/2006/wordprocessingDrawing" xmlns:w10="urn:schemas-microsoft-com:office:word" xmlns:w="http://schemas.openxmlformats.org/wordprocessingml/2006/main" xmlns:w14="http://schemas.microsoft.com/office/word/2010/wordml" xmlns:w15="http://schemas.microsoft.com/office/word/2012/wordml" xmlns:w16cex="http://schemas.microsoft.com/office/word/2018/wordml/cex" xmlns:w16cid="http://schemas.microsoft.com/office/word/2016/wordml/cid" xmlns:w16="http://schemas.microsoft.com/office/word/2018/wordml" xmlns:w16sdtdh="http://schemas.microsoft.com/office/word/2020/wordml/sdtdatahash" xmlns:w16se="http://schemas.microsoft.com/office/word/2015/wordml/symex" xmlns:wpg="http://schemas.microsoft.com/office/word/2010/wordprocessingGroup" xmlns:wpi="http://schemas.microsoft.com/office/word/2010/wordprocessingInk" xmlns:wne="http://schemas.microsoft.com/office/word/2006/wordml" xmlns:wps="http://schemas.microsoft.com/office/word/2010/wordprocessingShape" mc:Ignorable="w14 w15 w16se w16cid w16 w16cex w16sdtdh wp14">
+<w:document xmlns:wpc="http://schemas.microsoft.com/office/word/2010/wordprocessingCanvas" xmlns:cx="http://schemas.microsoft.com/office/drawing/2014/chartex" xmlns:cx1="http://schemas.microsoft.com/office/drawing/2015/9/8/chartex" xmlns:cx2="http://schemas.microsoft.com/office/drawing/2015/10/21/chartex" xmlns:cx3="http://schemas.microsoft.com/office/drawing/2016/5/9/chartex" xmlns:cx4="http://schemas.microsoft.com/office/drawing/2016/5/10/chartex" xmlns:cx5="http://schemas.microsoft.com/office/drawing/2016/5/11/chartex" xmlns:cx6="http://schemas.microsoft.com/office/drawing/2016/5/12/chartex" xmlns:cx7="http://schemas.microsoft.com/office/drawing/2016/5/13/chartex" xmlns:cx8="http://schemas.microsoft.com/office/drawing/2016/5/14/chartex" xmlns:mc="http://schemas.openxmlformats.org/markup-compatibility/2006" xmlns:aink="http://schemas.microsoft.com/office/drawing/2016/ink" xmlns:am3d="http://schemas.microsoft.com/office/drawing/2017/model3d" xmlns:o="urn:schemas-microsoft-com:office:office" xmlns:oel="http://schemas.microsoft.com/office/2019/extlst" xmlns:r="http://schemas.openxmlformats.org/officeDocument/2006/relationships" xmlns:m="http://schemas.openxmlformats.org/officeDocument/2006/math" xmlns:v="urn:schemas-microsoft-com:vml" xmlns:wp14="http://schemas.microsoft.com/office/word/2010/wordprocessingDrawing" xmlns:wp="http://schemas.openxmlformats.org/drawingml/2006/wordprocessingDrawing" xmlns:w10="urn:schemas-microsoft-com:office:word" xmlns:w="http://schemas.openxmlformats.org/wordprocessingml/2006/main" xmlns:w14="http://schemas.microsoft.com/office/word/2010/wordml" xmlns:w15="http://schemas.microsoft.com/office/word/2012/wordml" xmlns:w16cex="http://schemas.microsoft.com/office/word/2018/wordml/cex" xmlns:w16cid="http://schemas.microsoft.com/office/word/2016/wordml/cid" xmlns:w16="http://schemas.microsoft.com/office/word/2018/wordml" xmlns:w16du="http://schemas.microsoft.com/office/word/2023/wordml/word16du" xmlns:w16sdtdh="http://schemas.microsoft.com/office/word/2020/wordml/sdtdatahash" xmlns:w16se="http://schemas.microsoft.com/office/word/2015/wordml/symex" xmlns:wpg="http://schemas.microsoft.com/office/word/2010/wordprocessingGroup" xmlns:wpi="http://schemas.microsoft.com/office/word/2010/wordprocessingInk" xmlns:wne="http://schemas.microsoft.com/office/word/2006/wordml" xmlns:wps="http://schemas.microsoft.com/office/word/2010/wordprocessingShape" mc:Ignorable="w14 w15 w16se w16cid w16 w16cex w16sdtdh wp14">
   <w:body>
     <w:p>
       <w:pPr>
@@ -12,349 +12,262 @@
         <w:r>
           <w:rPr>
             <w:rStyle w:val="Hyperlink"/>
-            <w:rFonts w:hint="cs"/>
             <w:rtl/>
           </w:rPr>
-          <w:t>مشكلة الخطية (1)</w:t>
+          <w:t>معنى موعظة الجبل - متى 5</w:t>
         </w:r>
       </w:hyperlink>
     </w:p>
     <w:p>
       <w:pPr>
-        <w:rPr>
-          <w:rtl/>
-        </w:rPr>
+        <w:bidi w:val="0"/>
       </w:pPr>
       <w:r>
-        <w:rPr>
-          <w:rFonts w:hint="cs"/>
-          <w:rtl/>
-        </w:rPr>
-        <w:t>رومية 5: آدم ونسله</w:t>
+        <w:t>Frank Binford Hole</w:t>
       </w:r>
     </w:p>
     <w:p>
       <w:pPr>
-        <w:bidi w:val="0"/>
+        <w:rPr>
+          <w:rtl/>
+          <w:lang w:bidi="ar-SA"/>
+        </w:rPr>
       </w:pPr>
       <w:r>
-        <w:t>Frank Binford Hole</w:t>
+        <w:rPr>
+          <w:rFonts w:hint="cs"/>
+          <w:rtl/>
+          <w:lang w:bidi="ar-SA"/>
+        </w:rPr>
+        <w:t>متى 5: 1، 2</w:t>
       </w:r>
     </w:p>
     <w:p>
       <w:pPr>
         <w:rPr>
           <w:rtl/>
+          <w:lang w:bidi="ar-SA"/>
         </w:rPr>
       </w:pPr>
       <w:r>
         <w:rPr>
           <w:rFonts w:hint="cs"/>
           <w:rtl/>
-        </w:rPr>
-        <w:t>حتى إصحاح 5 قُدّم لنا الإنجيل بالنظر إلى خطايانا. إن تعدياتنا الفعلية كانت أيضًا في</w:t>
-      </w:r>
-      <w:r>
-        <w:rPr>
-          <w:rFonts w:hint="cs"/>
-          <w:rtl/>
-        </w:rPr>
-        <w:t xml:space="preserve"> هذا</w:t>
-      </w:r>
-      <w:r>
-        <w:rPr>
-          <w:rFonts w:hint="cs"/>
-          <w:rtl/>
-        </w:rPr>
-        <w:t xml:space="preserve"> الحديث، وقد اكتشفنا الطريقة التي برّرنا الله منها وجعلنا في لطف نعمته. غير أنه بالارتباط بحالتنا الساقطة فقد انحلّ ما هو أكثر من هذه المسألة فقط. فلقد كانت هنالك مسألة أخرى التي نسميها مسألة العوائل أو الأنسال.</w:t>
+          <w:lang w:bidi="ar-SA"/>
+        </w:rPr>
+        <w:t>ابتدا الرب الآن بأن يكلم تلاميذه وإن كان ذلك أمام جموع الشعب، ليعلّمهم عن مبادئ الملكوت</w:t>
       </w:r>
     </w:p>
     <w:p>
       <w:pPr>
         <w:rPr>
           <w:rtl/>
+          <w:lang w:bidi="ar-SA"/>
         </w:rPr>
       </w:pPr>
       <w:r>
         <w:rPr>
           <w:rFonts w:hint="cs"/>
           <w:rtl/>
-        </w:rPr>
-        <w:t>عدد 12</w:t>
+          <w:lang w:bidi="ar-SA"/>
+        </w:rPr>
+        <w:t xml:space="preserve">متى 5: 3 </w:t>
+      </w:r>
+      <w:r>
+        <w:rPr>
+          <w:rtl/>
+          <w:lang w:bidi="ar-SA"/>
+        </w:rPr>
+        <w:t>–</w:t>
+      </w:r>
+      <w:r>
+        <w:rPr>
+          <w:rFonts w:hint="cs"/>
+          <w:rtl/>
+          <w:lang w:bidi="ar-SA"/>
+        </w:rPr>
+        <w:t xml:space="preserve"> 10</w:t>
       </w:r>
     </w:p>
     <w:p>
       <w:pPr>
         <w:rPr>
           <w:rtl/>
+          <w:lang w:bidi="ar-SA"/>
         </w:rPr>
       </w:pPr>
       <w:r>
         <w:rPr>
           <w:rFonts w:hint="cs"/>
           <w:rtl/>
-        </w:rPr>
-        <w:t>رومية 5: 12: "</w:t>
-      </w:r>
-      <w:r>
-        <w:rPr>
-          <w:rtl/>
-        </w:rPr>
-        <w:t xml:space="preserve"> مِنْ أَجْلِ ذلِكَ كَأَنَّمَا بِإِنْسَانٍ وَاحِدٍ دَخَلَتِ الْخَطِيَّةُ إِلَى الْعَالَمِ، وَبِالْخَطِيَّةِ الْمَوْتُ، وَهكَذَا اجْتَازَ الْمَوْتُ إِلَى جَمِيعِ النَّاسِ، إِذْ أَخْطَأَ الْجَمِيعُ.</w:t>
-      </w:r>
-      <w:r>
-        <w:rPr>
-          <w:rFonts w:hint="cs"/>
-          <w:rtl/>
-        </w:rPr>
-        <w:t>"</w:t>
+          <w:lang w:bidi="ar-SA"/>
+        </w:rPr>
+        <w:t>في البداية أظهر نوعية الناس التي ستدخل هذا الملكوت لتمتلكه وتتمتع بفوائده. في ممالك البشر يحتاج المرء في أيامنا الكثير من الثقة بالذات والحزم إن أراد أن يكون ناجحًا؛ أما في ملكوت السماوات بالمقابل فهو عكس ذلك. فمن العهد القديم كان قد أُشير إلى هذا الأمر: مزمور 37: 11 يعبّر عن هذا الأمر بصورة جلية تمامًا. أما هنا فيقدم الرب هذه الحقيقة بصورة أشمل أمام عيوننا. هو يرسم لنا صورة أدبية عن البقية التقية، التي في الأخير ستدخل الملكوت. هو يذكر ثمانية أمور مبتدئًا بمسكنة الروح وينهيها بالاضطهادات. هذا الترتيب يجعلنا نميّز تسلسل معيّن. التوبة تنشئ مسكنة في الروح، وهنا لا بد وأن تكون بداية كل شيء</w:t>
+      </w:r>
+      <w:r>
+        <w:rPr>
+          <w:rFonts w:hint="cs"/>
+          <w:rtl/>
+          <w:lang w:bidi="ar-SA"/>
+        </w:rPr>
+        <w:t>. من بعد ذلك حزن ووداعة ناشئة من فطنة حقيقية بما في داخل ذواتنا، ومن ثم عطش إلى البرّ كما نجده في الله وحده. من ثم عندما تملأ هذه الفضائل المؤمن تظهر فيه صفات الله بذاته: رحمة، طهارة، سلام. غير أن العالم لا يطلب الله ولا مزاياه. فتحدث الاضطهادات التي تنتهي بها هذه السلسلة.</w:t>
       </w:r>
     </w:p>
     <w:p>
       <w:pPr>
         <w:rPr>
           <w:rtl/>
+          <w:lang w:bidi="ar-SA"/>
         </w:rPr>
       </w:pPr>
       <w:r>
         <w:rPr>
           <w:rFonts w:hint="cs"/>
           <w:rtl/>
-        </w:rPr>
-        <w:t xml:space="preserve">إن رأس نسلنا هو آدم، وذلك في حالته الساقطة. لأنه فقط من بعد </w:t>
-      </w:r>
-      <w:r>
-        <w:rPr>
-          <w:rFonts w:hint="cs"/>
-          <w:rtl/>
-        </w:rPr>
-        <w:t>السقوط في الخطية</w:t>
-      </w:r>
-      <w:r>
-        <w:rPr>
-          <w:rFonts w:hint="cs"/>
-          <w:rtl/>
-        </w:rPr>
-        <w:t xml:space="preserve"> ولد بنين وبنات. إن </w:t>
-      </w:r>
-      <w:r>
-        <w:rPr>
-          <w:rFonts w:hint="cs"/>
-          <w:rtl/>
-        </w:rPr>
-        <w:t>سقوطه</w:t>
-      </w:r>
-      <w:r>
-        <w:rPr>
-          <w:rFonts w:hint="cs"/>
-          <w:rtl/>
-        </w:rPr>
-        <w:t xml:space="preserve"> حدث </w:t>
-      </w:r>
-      <w:r>
-        <w:rPr>
-          <w:rFonts w:hint="cs"/>
-          <w:rtl/>
-        </w:rPr>
-        <w:t xml:space="preserve">بواسطة </w:t>
-      </w:r>
-      <w:r>
-        <w:rPr>
-          <w:rFonts w:hint="cs"/>
-          <w:rtl/>
-        </w:rPr>
-        <w:t>فعل</w:t>
-      </w:r>
-      <w:r>
-        <w:rPr>
-          <w:rFonts w:hint="cs"/>
-          <w:rtl/>
-        </w:rPr>
-        <w:t xml:space="preserve"> في</w:t>
-      </w:r>
-      <w:r>
-        <w:rPr>
-          <w:rFonts w:hint="cs"/>
-          <w:rtl/>
-        </w:rPr>
-        <w:t xml:space="preserve"> </w:t>
-      </w:r>
-      <w:r>
-        <w:rPr>
-          <w:rFonts w:hint="cs"/>
-          <w:rtl/>
-        </w:rPr>
-        <w:t>ال</w:t>
-      </w:r>
-      <w:r>
-        <w:rPr>
-          <w:rFonts w:hint="cs"/>
-          <w:rtl/>
-        </w:rPr>
-        <w:t xml:space="preserve">خطية، لكن هذا الفعل </w:t>
-      </w:r>
-      <w:r>
-        <w:rPr>
-          <w:rFonts w:hint="cs"/>
-          <w:rtl/>
-        </w:rPr>
-        <w:t xml:space="preserve">أدخل </w:t>
-      </w:r>
-      <w:r>
-        <w:rPr>
-          <w:rFonts w:hint="cs"/>
-          <w:rtl/>
-        </w:rPr>
-        <w:t>حالة الخطية التي اخترقت كل كيانه. بالتالي كل قابليته الروحية تغيرت من جذورها، حتى أنها أثرت وانتشرت في كل أنساله. إنه كان يقدر فقط أن يلد أولادًا "</w:t>
-      </w:r>
-      <w:r>
-        <w:rPr>
-          <w:rFonts w:hint="cs"/>
-          <w:rtl/>
-        </w:rPr>
-        <w:t xml:space="preserve">على صورته وشبهه" (تكوين 5: 3) </w:t>
-      </w:r>
-      <w:r>
-        <w:rPr>
-          <w:rtl/>
-        </w:rPr>
-        <w:t>–</w:t>
-      </w:r>
-      <w:r>
-        <w:rPr>
-          <w:rFonts w:hint="cs"/>
-          <w:rtl/>
-        </w:rPr>
-        <w:t xml:space="preserve"> على مثال وصورة الإنسان الساقط. إن هذا النوع من الميراث هو أمر رهيب، والكتاب يشهد عن ذلك. هل الله يقدّم مع الإنجيل وسيلة شفاء أيضًا من هذه النفخة السامة التي انتشرت في كل النسل البشري؟ هل لديه حلّ لمشكلة الطبيعة التي تصدر منها الأفعال الخاطئة </w:t>
-      </w:r>
-      <w:r>
-        <w:rPr>
-          <w:rtl/>
-        </w:rPr>
-        <w:t>–</w:t>
-      </w:r>
-      <w:r>
-        <w:rPr>
-          <w:rFonts w:hint="cs"/>
-          <w:rtl/>
-        </w:rPr>
-        <w:t xml:space="preserve"> لمشكلة الجذور التي تأتي بهذه الثمار المقيتة؟ إن وسيلة شفائه في مسألة الثمار بحد ذاتها كنا قد تأملناها في الإصحاحات </w:t>
-      </w:r>
-      <w:r>
-        <w:rPr>
-          <w:rFonts w:hint="cs"/>
-          <w:rtl/>
-        </w:rPr>
-        <w:t>الأولى</w:t>
-      </w:r>
-      <w:r>
-        <w:rPr>
-          <w:rFonts w:hint="cs"/>
-          <w:rtl/>
-        </w:rPr>
-        <w:t>.</w:t>
+          <w:lang w:bidi="ar-SA"/>
+        </w:rPr>
+        <w:t>متى 5: 11، 12</w:t>
       </w:r>
     </w:p>
     <w:p>
       <w:pPr>
         <w:rPr>
           <w:rtl/>
+          <w:lang w:bidi="ar-SA"/>
         </w:rPr>
       </w:pPr>
       <w:r>
         <w:rPr>
           <w:rFonts w:hint="cs"/>
           <w:rtl/>
-        </w:rPr>
-        <w:t xml:space="preserve">هو في يده وسيلة شفاء. فحلّ هذه المشكلة قد حدث. ابتداء من رومية 5: 12 تنكشف </w:t>
-      </w:r>
-      <w:r>
-        <w:rPr>
-          <w:rFonts w:hint="cs"/>
-          <w:rtl/>
-        </w:rPr>
-        <w:t>التأثيرات الذي صنعها الله في هذا الشأن. إن ما صنعه لا يوصَف هنا بكلام كثير، على الرغم أنه من الممكن الإشارة إليه بشكل واضح. من المسلّم به هو أن الموضع الكتابي في حد ذاته صعب، والكلمات القليلة المكتوبة فيه هي التي تصعب الأمر. وتزداد الصعوبة من خلال أن بعض الأعداد أُعيدت ترجمتها في ترجمات مختلفة بصورة غير وافية. وهنالك صعوبة ثالثة ناتجة عن أنه كثيرًا جدًا ما يتم التغاضي عن هذا الجانب من مشكلة الخطية، وحيث هو الحال كذلك، نغرق في مياه لم نختبرها من قبل وبالتالي نفقد الأرضية التي نقف عليها.</w:t>
+          <w:lang w:bidi="ar-SA"/>
+        </w:rPr>
+        <w:t xml:space="preserve">إن البركة التي نراها في الأعداد 3 حتى 10 ستتحقق بالكامل عندما سيُقام ملكوت السماوات على الأرض. في كل تطويبة من التطويبات ما عدا الأخيرة يوصف متقو الله في صورة شخصية، لكن في العددين 11 و 12 يكلّم الرب تلاميذه شخصيًا. إن كلمة الضمير "هم" في عدد 10 تتبدل في عدد 11 لتصير "أنتم"، فبتوجيهه الكلام لتلاميذه </w:t>
+      </w:r>
+      <w:r>
+        <w:rPr>
+          <w:rFonts w:hint="cs"/>
+          <w:rtl/>
+          <w:lang w:bidi="ar-SA"/>
+        </w:rPr>
+        <w:t>ي</w:t>
+      </w:r>
+      <w:r>
+        <w:rPr>
+          <w:rFonts w:hint="cs"/>
+          <w:rtl/>
+          <w:lang w:bidi="ar-SA"/>
+        </w:rPr>
+        <w:t>عد</w:t>
+      </w:r>
+      <w:r>
+        <w:rPr>
+          <w:rFonts w:hint="cs"/>
+          <w:rtl/>
+          <w:lang w:bidi="ar-SA"/>
+        </w:rPr>
+        <w:t>هم</w:t>
+      </w:r>
+      <w:r>
+        <w:rPr>
+          <w:rFonts w:hint="cs"/>
+          <w:rtl/>
+          <w:lang w:bidi="ar-SA"/>
+        </w:rPr>
+        <w:t xml:space="preserve"> </w:t>
+      </w:r>
+      <w:r>
+        <w:rPr>
+          <w:rFonts w:hint="cs"/>
+          <w:rtl/>
+          <w:lang w:bidi="ar-SA"/>
+        </w:rPr>
+        <w:t>بأجرة</w:t>
+      </w:r>
+      <w:r>
+        <w:rPr>
+          <w:rFonts w:hint="cs"/>
+          <w:rtl/>
+          <w:lang w:bidi="ar-SA"/>
+        </w:rPr>
+        <w:t xml:space="preserve"> في السماوات</w:t>
+      </w:r>
+      <w:r>
+        <w:rPr>
+          <w:rFonts w:hint="cs"/>
+          <w:rtl/>
+          <w:lang w:bidi="ar-SA"/>
+        </w:rPr>
+        <w:t xml:space="preserve">. لقد كان يعلم بأن تلاميذه سينتقلون إلى نظام جديد وسماوي في الأمور، وإذ صادق على الأمور العتيقة في نور أوضح، ابتدأ يخبرهم ببعض الأمور الجديدة التي كانت قريبة حدوثها. إن التبدل في هذين العددين ملفت جدًا ويفيدنا كثيرًا لكي نفهم طابع "موعظة الجبل" التي لخّص فيها الرب تعاليمه وربطها بالأمور العتيقة كما سلمها موسى. في يوحنا 13 </w:t>
+      </w:r>
+      <w:r>
+        <w:rPr>
+          <w:rtl/>
+          <w:lang w:bidi="ar-SA"/>
+        </w:rPr>
+        <w:t>–</w:t>
+      </w:r>
+      <w:r>
+        <w:rPr>
+          <w:rFonts w:hint="cs"/>
+          <w:rtl/>
+          <w:lang w:bidi="ar-SA"/>
+        </w:rPr>
+        <w:t xml:space="preserve"> 16 (إننا هنا يمكننا أن نتكلم عن "موعظة العليّة") وسّع تعاليمه وربطها بكامل النور الذي سيحدث لو جاء الروح القدس.</w:t>
       </w:r>
     </w:p>
     <w:p>
       <w:pPr>
         <w:rPr>
           <w:rtl/>
+          <w:lang w:bidi="ar-SA"/>
         </w:rPr>
       </w:pPr>
       <w:r>
         <w:rPr>
           <w:rFonts w:hint="cs"/>
           <w:rtl/>
-        </w:rPr>
-        <w:t xml:space="preserve">أولاً إننا نريد بأن نتنبّه، بأن الأعداد في رومية 5: 13 </w:t>
-      </w:r>
-      <w:r>
-        <w:rPr>
-          <w:rtl/>
-        </w:rPr>
-        <w:t>–</w:t>
-      </w:r>
-      <w:r>
-        <w:rPr>
-          <w:rFonts w:hint="cs"/>
-          <w:rtl/>
-        </w:rPr>
-        <w:t xml:space="preserve"> 17 هي افتتاحية لموضوع ما. ولكي</w:t>
-      </w:r>
-      <w:r>
-        <w:rPr>
-          <w:rFonts w:hint="cs"/>
-          <w:rtl/>
-        </w:rPr>
-        <w:t xml:space="preserve"> يسهل تمييزها حُوّطت في بعض الترجمات بقوسين. ولكي نفهم الفكرة، دعونا نقرأ من العدد 12 حتى عدد 18. </w:t>
-      </w:r>
-      <w:r>
-        <w:rPr>
-          <w:rFonts w:hint="cs"/>
-          <w:rtl/>
-        </w:rPr>
-        <w:t>ف</w:t>
-      </w:r>
-      <w:r>
-        <w:rPr>
-          <w:rFonts w:hint="cs"/>
-          <w:rtl/>
-        </w:rPr>
-        <w:t xml:space="preserve">ما نراه إذًا هو أن جوهر هذا التناقض بين مَن أخطأ وجعل آخرين يعانون من عواقب إثمه، وآخر قد أكمل البرّ </w:t>
-      </w:r>
-      <w:r>
-        <w:rPr>
-          <w:rFonts w:hint="cs"/>
-          <w:rtl/>
-        </w:rPr>
-        <w:t>وجعل</w:t>
-      </w:r>
-      <w:r>
-        <w:rPr>
-          <w:rFonts w:hint="cs"/>
-          <w:rtl/>
-        </w:rPr>
-        <w:t xml:space="preserve"> آخرين </w:t>
-      </w:r>
-      <w:r>
-        <w:rPr>
-          <w:rFonts w:hint="cs"/>
-          <w:rtl/>
-        </w:rPr>
-        <w:t>يتباركون</w:t>
-      </w:r>
-      <w:r>
-        <w:rPr>
-          <w:rFonts w:hint="cs"/>
-          <w:rtl/>
-        </w:rPr>
-        <w:t xml:space="preserve"> </w:t>
-      </w:r>
-      <w:r>
-        <w:rPr>
-          <w:rFonts w:hint="cs"/>
-          <w:rtl/>
+          <w:lang w:bidi="ar-SA"/>
+        </w:rPr>
+        <w:t>في الاضطهادات من أجل اسمه ستحل بركته على تلاميذه، وهذا كان عليهم أن يعرفوه ويفرحوا به. فيما هو طبيعي نحن نرتعب من الاضطهادات، غير أن الت</w:t>
+      </w:r>
+      <w:r>
+        <w:rPr>
+          <w:rFonts w:hint="cs"/>
+          <w:rtl/>
+          <w:lang w:bidi="ar-SA"/>
+        </w:rPr>
+        <w:t>ا</w:t>
+      </w:r>
+      <w:r>
+        <w:rPr>
+          <w:rFonts w:hint="cs"/>
+          <w:rtl/>
+          <w:lang w:bidi="ar-SA"/>
+        </w:rPr>
+        <w:t xml:space="preserve">ريخ </w:t>
+      </w:r>
+      <w:r>
+        <w:rPr>
+          <w:rFonts w:hint="cs"/>
+          <w:rtl/>
+          <w:lang w:bidi="ar-SA"/>
+        </w:rPr>
+        <w:t>يشهد</w:t>
+      </w:r>
+      <w:r>
+        <w:rPr>
+          <w:rFonts w:hint="cs"/>
+          <w:rtl/>
+          <w:lang w:bidi="ar-SA"/>
+        </w:rPr>
+        <w:t xml:space="preserve"> حقيقة </w:t>
+      </w:r>
+      <w:r>
+        <w:rPr>
+          <w:rFonts w:hint="cs"/>
+          <w:rtl/>
+          <w:lang w:bidi="ar-SA"/>
         </w:rPr>
         <w:t>ب</w:t>
       </w:r>
@@ -362,91 +275,50 @@
         <w:rPr>
           <w:rFonts w:hint="cs"/>
           <w:rtl/>
-        </w:rPr>
-        <w:t>نتا</w:t>
-      </w:r>
-      <w:r>
-        <w:rPr>
-          <w:rFonts w:hint="cs"/>
-          <w:rtl/>
-        </w:rPr>
-        <w:t>ئ</w:t>
-      </w:r>
-      <w:r>
-        <w:rPr>
-          <w:rFonts w:hint="cs"/>
-          <w:rtl/>
-        </w:rPr>
-        <w:t>جه المباركة</w:t>
-      </w:r>
-      <w:r>
-        <w:rPr>
-          <w:rFonts w:hint="cs"/>
-          <w:rtl/>
-        </w:rPr>
-        <w:t xml:space="preserve">. إن الموضع كله يشدد مؤكدًا على تناقض حاد ما </w:t>
-      </w:r>
-      <w:r>
-        <w:rPr>
-          <w:rFonts w:hint="cs"/>
-          <w:rtl/>
-        </w:rPr>
-        <w:t>بين</w:t>
-      </w:r>
-      <w:r>
-        <w:rPr>
-          <w:rFonts w:hint="cs"/>
-          <w:rtl/>
-        </w:rPr>
-        <w:t xml:space="preserve"> آدم من جانب واحد والمسيح في الجانب الآخر. إن كان آدم يتقدّم كرأس لنسل بشري ساقط خاضع للموت وللعنة، فإننا في المسيح نرى رأسَ نسل</w:t>
-      </w:r>
-      <w:r>
-        <w:rPr>
-          <w:rFonts w:hint="cs"/>
-          <w:rtl/>
-        </w:rPr>
-        <w:t>ٍ</w:t>
-      </w:r>
-      <w:r>
-        <w:rPr>
-          <w:rFonts w:hint="cs"/>
-          <w:rtl/>
-        </w:rPr>
-        <w:t xml:space="preserve"> جديد، قائم هنا بالبرّ والحياة.</w:t>
+          <w:lang w:bidi="ar-SA"/>
+        </w:rPr>
+        <w:t>هذه الكلمات. فمثل أولئك المؤمنين</w:t>
+      </w:r>
+      <w:r>
+        <w:rPr>
+          <w:rFonts w:hint="cs"/>
+          <w:rtl/>
+          <w:lang w:bidi="ar-SA"/>
+        </w:rPr>
+        <w:t xml:space="preserve"> وهم مشابهين الرب كثيرًا ولهم جرأة في شهادتهم، كان عليهم أن يتألموا، ولكنهم تشددوا وأخذوا أجرتهم. بالمقابل فالذين يهادنون ليتجنبوا الاضطهاد يقعون في بؤس ويخسرون كل أجرهم.</w:t>
       </w:r>
     </w:p>
     <w:p>
-      <w:r>
-        <w:rPr>
-          <w:rFonts w:hint="cs"/>
-          <w:rtl/>
-        </w:rPr>
-        <w:t xml:space="preserve">لذا فالذي صنعه الله يمكننا أن نصفه كالتالي: هو أقام في الرب يسوع المسيح رأسًا جديدًا </w:t>
-      </w:r>
-      <w:hyperlink r:id="rId5" w:anchor=":~:text=Bevor%20Er%20formell%20den%20Platz" w:history="1">
+      <w:pPr>
+        <w:rPr>
+          <w:rFonts w:hint="cs"/>
+          <w:lang w:bidi="ar-SA"/>
+        </w:rPr>
+      </w:pPr>
+      <w:hyperlink r:id="rId5" w:anchor=":~:text=Dar%C3%BCber%20hinaus%20ist%20ein%20J%C3%BCnger" w:history="1">
         <w:r>
           <w:rPr>
             <w:rStyle w:val="Hyperlink"/>
             <w:rFonts w:hint="cs"/>
             <w:rtl/>
+            <w:lang w:bidi="ar-SA"/>
           </w:rPr>
-          <w:t>للناس</w:t>
+          <w:t>متى</w:t>
         </w:r>
       </w:hyperlink>
       <w:r>
         <w:rPr>
           <w:rFonts w:hint="cs"/>
           <w:rtl/>
-        </w:rPr>
-        <w:t xml:space="preserve">. </w:t>
+          <w:lang w:bidi="ar-SA"/>
+        </w:rPr>
+        <w:t xml:space="preserve"> 5: 13</w:t>
       </w:r>
     </w:p>
     <w:sectPr>
-      <w:pgSz w:w="11906" w:h="16838"/>
-      <w:pgMar w:top="1440" w:right="1440" w:bottom="1440" w:left="1440" w:header="708" w:footer="708" w:gutter="0"/>
-      <w:cols w:space="708"/>
-      <w:bidi/>
-      <w:rtlGutter/>
+      <w:pgSz w:w="12240" w:h="15840"/>
+      <w:pgMar w:top="1440" w:right="1800" w:bottom="1440" w:left="1800" w:header="720" w:footer="720" w:gutter="0"/>
+      <w:cols w:space="720"/>
       <w:docGrid w:linePitch="360"/>
     </w:sectPr>
   </w:body>
@@ -856,6 +728,7 @@
     <w:name w:val="Normal"/>
     <w:qFormat/>
     <w:rPr>
+      <w:noProof/>
       <w:lang w:bidi="ar-EG"/>
     </w:rPr>
   </w:style>
@@ -891,7 +764,7 @@
     <w:basedOn w:val="DefaultParagraphFont"/>
     <w:uiPriority w:val="99"/>
     <w:unhideWhenUsed/>
-    <w:rsid w:val="00C76254"/>
+    <w:rsid w:val="00E31853"/>
     <w:rPr>
       <w:color w:val="0563C1" w:themeColor="hyperlink"/>
       <w:u w:val="single"/>
@@ -903,7 +776,7 @@
     <w:uiPriority w:val="99"/>
     <w:semiHidden/>
     <w:unhideWhenUsed/>
-    <w:rsid w:val="00C76254"/>
+    <w:rsid w:val="00E31853"/>
     <w:rPr>
       <w:color w:val="605E5C"/>
       <w:shd w:val="clear" w:color="auto" w:fill="E1DFDD"/>
